--- a/reporte.docx
+++ b/reporte.docx
@@ -12,7 +12,7 @@
       </w:r>
     </w:p>
     <w:bookmarkEnd w:id="20"/>
-    <w:bookmarkStart w:id="39" w:name="se-43-2024"/>
+    <w:bookmarkStart w:id="39" w:name="se-49-2024"/>
     <w:p>
       <w:pPr>
         <w:pStyle w:val="Ttulo1"/>
@@ -22,7 +22,7 @@
           <w:bCs/>
           <w:b/>
         </w:rPr>
-        <w:t xml:space="preserve">SE: 43-2024</w:t>
+        <w:t xml:space="preserve">SE: 49-2024</w:t>
       </w:r>
     </w:p>
     <w:p>
@@ -50,7 +50,7 @@
         <w:pStyle w:val="FirstParagraph"/>
       </w:pPr>
       <w:r>
-        <w:t xml:space="preserve">En la semana epidemiológica 43 del año 2024, el número acumulado de casos de dengue en Perú asciende a 269438. Los departamentos de Lima, La Libertad y Piura han registrado la mayor cantidad de casos acumulados hasta la fecha (Tabla N°1). La variación porcentual en la última semana muestra un cambio del 8,2%. Sin embargo, esta tendencia podría fluctuar en las semanas siguientes debido a la actualización de datos. Se ha observado un patrón ascendente en las semanas anteriores, con variaciones porcentuales de 34,3%, 8,2% y 17,4% (Gráfico N°1). Los departamentos que han experimentado el mayor cambio porcentual en la última semana son Lima, Ayacucho y Cusco. Además, los departamentos de Huanuco, Cusco y Pasco han mostrado el mayor cambio porcentual promedio en las tres semanas previas a la última (Tabla N°1).</w:t>
+        <w:t xml:space="preserve">En la semana epidemiológica 49 del año 2024, el número acumulado de casos de dengue en Perú asciende a 278332. Los departamentos de Lima, La Libertad y Piura han registrado la mayor cantidad de casos acumulados en lo que va del año (Tabla N°1). La variación porcentual en la última semana muestra un cambio del -6,6%. Sin embargo, esta tendencia podría fluctuar en las semanas siguientes debido a la actualización de datos. Se ha observado un patrón ascendente en las semanas anteriores, con variaciones porcentuales de 23,6%, 36,1% y 0,3% (Gráfico N°1). Los departamentos que han experimentado el mayor cambio porcentual en la última semana son Cusco, Lima y Callao. Además, los departamentos de Madre de Dios, Ica y Ayacucho han mostrado el mayor cambio porcentual promedio en las tres semanas previas a la última (Tabla N°1).</w:t>
       </w:r>
     </w:p>
     <w:bookmarkEnd w:id="21"/>
@@ -60,7 +60,7 @@
       </w:pPr>
     </w:p>
     <w:bookmarkEnd w:id="22"/>
-    <w:bookmarkStart w:id="26" w:name="Xb5e7b3cc43108eb9a7bc6ef0f0570407bbbb69c"/>
+    <w:bookmarkStart w:id="26" w:name="X690edeafc9a38266023b3776de1cfee3a8d93af"/>
     <w:p>
       <w:pPr>
         <w:pStyle w:val="Ttulo2"/>
@@ -70,7 +70,7 @@
           <w:bCs/>
           <w:b/>
         </w:rPr>
-        <w:t xml:space="preserve">Grafico N°1: Número de casos y cambio porcentual en Dengue, por semana epidemiológica. SE: 43-2024</w:t>
+        <w:t xml:space="preserve">Grafico N°1: Número de casos y cambio porcentual en Dengue, por semana epidemiológica. SE: 49-2024</w:t>
       </w:r>
     </w:p>
     <w:p>
@@ -154,7 +154,7 @@
         <w:pStyle w:val="FirstParagraph"/>
       </w:pPr>
       <w:r>
-        <w:t xml:space="preserve">A nivel departamental, se ha notificado un primer caso de dengue en la última semana luego de una ausencia de 5 años de casos de dengue. Esto eleva a uno el número de departamentos que han notificado por primera vez después de ese período. En contraste, a nivel distrital, en la última semana no se ha notificado el primer caso de dengue después de 5 años sin reportar casos, lo que elevó a setenta y uno los distritos que han notificado su primer caso después de 5 años de dengue este año (Tabla N°1).</w:t>
+        <w:t xml:space="preserve">A nivel departamental, se ha notificado un primer caso de dengue en la última semana después de cinco años sin casos de dengue. Esto eleva a uno los departamentos que han notificado por primera vez después de cinco años. Sin embargo, a nivel distrital, dos distritos han notificado el primer caso de dengue en la última semana después de cinco años sin reportar casos. Esto elevó a setenta y cuatro los distritos que han notificado su primer caso después de cinco años de dengue este año (Tabla N°1).</w:t>
       </w:r>
     </w:p>
     <w:bookmarkEnd w:id="27"/>
@@ -179,7 +179,7 @@
         <w:pStyle w:val="FirstParagraph"/>
       </w:pPr>
       <w:r>
-        <w:t xml:space="preserve">Según los datos históricos de años sin brotes, se observa un aumento superior a lo esperado en 16 distritos, que se encuentran en condición de alarma. Aunque este crecimiento es significativo, no alcanza aún el nivel de alarma. En efecto, 121 distritos están en alerta, lo que sugiere un crecimiento notable en el número de casos (Gráfico N°2).</w:t>
+        <w:t xml:space="preserve">Se han identificado señales de aumento de casos en 37 distritos, lo que indica un incremento superior a lo esperado según los datos históricos de años sin brotes. Aunque estos distritos están en condición de alarma, otros 139 se encuentran en alerta, lo que sugiere un crecimiento significativo en el número de casos, aunque no alcanzan aún los niveles de alarma (Gráfico N°2).</w:t>
       </w:r>
     </w:p>
     <w:bookmarkEnd w:id="29"/>
@@ -189,7 +189,7 @@
       </w:pPr>
     </w:p>
     <w:bookmarkEnd w:id="30"/>
-    <w:bookmarkStart w:id="34" w:name="Xbef88fbedd63bf4ecc86ce1f5019573e532d6e0"/>
+    <w:bookmarkStart w:id="34" w:name="X21f62ca1914a7afd0c23b30ebf208a920cd0844"/>
     <w:p>
       <w:pPr>
         <w:pStyle w:val="Ttulo2"/>
@@ -199,7 +199,7 @@
           <w:bCs/>
           <w:b/>
         </w:rPr>
-        <w:t xml:space="preserve">Grafico N°2: Señales de Aleerta temprana en Dengue. SE: 43-2024, Perú.</w:t>
+        <w:t xml:space="preserve">Grafico N°2: Señales de Aleerta temprana en Dengue. SE: 49-2024, Perú.</w:t>
       </w:r>
     </w:p>
     <w:tbl>
@@ -281,7 +281,7 @@
       </w:pPr>
     </w:p>
     <w:bookmarkEnd w:id="34"/>
-    <w:bookmarkStart w:id="38" w:name="Xd8aed8f450381b45c0ea840b995dcd1b6be0a7f"/>
+    <w:bookmarkStart w:id="38" w:name="Xb09fa4798f1977cd03892efcdd776505650b8db"/>
     <w:p>
       <w:pPr>
         <w:pStyle w:val="Ttulo2"/>
@@ -291,7 +291,7 @@
           <w:bCs/>
           <w:b/>
         </w:rPr>
-        <w:t xml:space="preserve">Tabla N°1: Indicadores de Alerta Temprana de Dengue. SE: 43-2024, Perú.</w:t>
+        <w:t xml:space="preserve">Tabla N°1: Indicadores de Alerta Temprana de Dengue. SE: 49-2024, Perú.</w:t>
       </w:r>
     </w:p>
     <w:p>

--- a/reporte.docx
+++ b/reporte.docx
@@ -179,7 +179,7 @@
         <w:pStyle w:val="FirstParagraph"/>
       </w:pPr>
       <w:r>
-        <w:t xml:space="preserve">Se han identificado señales de aumento de casos en 37 distritos, lo que indica un incremento superior a lo esperado según los datos históricos de años sin brotes. Aunque estos distritos están en condición de alarma, otros 139 se encuentran en alerta, lo que sugiere un crecimiento significativo en el número de casos, aunque no alcanzan aún los niveles de alarma (Gráfico N°2).</w:t>
+        <w:t xml:space="preserve">Se han identificado señales de aumento de casos en 46 distritos, lo que indica un incremento superior a lo esperado según datos históricos de años sin brotes. Aunque estos distritos están en condición de alarma, otros 131 se encuentran en alerta, lo que sugiere un crecimiento significativo en el número de casos, aunque no alcanzan aún los niveles de alarma (Gráfico N°2).</w:t>
       </w:r>
     </w:p>
     <w:bookmarkEnd w:id="29"/>

--- a/reporte.docx
+++ b/reporte.docx
@@ -179,7 +179,7 @@
         <w:pStyle w:val="FirstParagraph"/>
       </w:pPr>
       <w:r>
-        <w:t xml:space="preserve">Se han identificado señales de aumento de casos en 46 distritos, lo que indica un incremento superior a lo esperado según datos históricos de años sin brotes. Aunque estos distritos están en condición de alarma, otros 131 se encuentran en alerta, lo que sugiere un crecimiento significativo en el número de casos, aunque no alcanzan aún los niveles de alarma (Gráfico N°2).</w:t>
+        <w:t xml:space="preserve">Se han identificado señales de aumento de casos en 46 distritos, lo que indica un incremento superior a lo esperado según datos históricos de años sin brotes. Por otro lado, 131 distritos están en alerta, lo que sugiere un crecimiento significativo en el número de casos, aunque no alcanzan aún los niveles de alarma (Gráfico N°2).</w:t>
       </w:r>
     </w:p>
     <w:bookmarkEnd w:id="29"/>

--- a/reporte.docx
+++ b/reporte.docx
@@ -12,7 +12,7 @@
       </w:r>
     </w:p>
     <w:bookmarkEnd w:id="20"/>
-    <w:bookmarkStart w:id="39" w:name="se-49-2024"/>
+    <w:bookmarkStart w:id="39" w:name="se-50-2024"/>
     <w:p>
       <w:pPr>
         <w:pStyle w:val="Ttulo1"/>
@@ -22,7 +22,7 @@
           <w:bCs/>
           <w:b/>
         </w:rPr>
-        <w:t xml:space="preserve">SE: 49-2024</w:t>
+        <w:t xml:space="preserve">SE: 50-2024</w:t>
       </w:r>
     </w:p>
     <w:p>
@@ -50,7 +50,7 @@
         <w:pStyle w:val="FirstParagraph"/>
       </w:pPr>
       <w:r>
-        <w:t xml:space="preserve">En la semana epidemiológica 49 del año 2024, el número acumulado de casos de dengue en Perú asciende a 278332. Los departamentos de Lima, La Libertad y Piura han registrado la mayor cantidad de casos acumulados en lo que va del año (Tabla N°1). La variación porcentual en la última semana muestra un cambio del -6,6%. Sin embargo, esta tendencia podría fluctuar en las semanas siguientes debido a la actualización de datos. Se ha observado un patrón ascendente en las semanas anteriores, con variaciones porcentuales de 23,6%, 36,1% y 0,3% (Gráfico N°1). Los departamentos que han experimentado el mayor cambio porcentual en la última semana son Cusco, Lima y Callao. Además, los departamentos de Madre de Dios, Ica y Ayacucho han mostrado el mayor cambio porcentual promedio en las tres semanas previas a la última (Tabla N°1).</w:t>
+        <w:t xml:space="preserve">En la semana epidemiológica 50 del año 2024, el número acumulado de casos de dengue en Perú asciende a 278332. Los departamentos de Lima, La Libertad y Piura han registrado la mayor cantidad de casos acumulados en lo que va del año (Tabla N°1). La variación porcentual en la última semana muestra un cambio del -100%. Sin embargo, esta tendencia podría fluctuar en las semanas siguientes debido a la actualización de datos. Se ha observado un patrón variable en las semanas anteriores, con variaciones porcentuales de 36.1%, 0.3% y -6.6% (Gráfico N°1). Los departamentos que han experimentado el mayor cambio porcentual en la última semana son Apurimac, Arequipa y Moquegua. Además, los departamentos de Cusco, Madre de Dios y Ayacucho han mostrado el mayor cambio porcentual promedio en las tres semanas previas a la última (Tabla N°1).</w:t>
       </w:r>
     </w:p>
     <w:bookmarkEnd w:id="21"/>
@@ -60,7 +60,7 @@
       </w:pPr>
     </w:p>
     <w:bookmarkEnd w:id="22"/>
-    <w:bookmarkStart w:id="26" w:name="X690edeafc9a38266023b3776de1cfee3a8d93af"/>
+    <w:bookmarkStart w:id="26" w:name="X0d76883d1378fd27781eeb89fa63e481250da86"/>
     <w:p>
       <w:pPr>
         <w:pStyle w:val="Ttulo2"/>
@@ -70,7 +70,7 @@
           <w:bCs/>
           <w:b/>
         </w:rPr>
-        <w:t xml:space="preserve">Grafico N°1: Número de casos y cambio porcentual en Dengue, por semana epidemiológica. SE: 49-2024</w:t>
+        <w:t xml:space="preserve">Grafico N°1: Número de casos y cambio porcentual en Dengue, por semana epidemiológica. SE: 50-2024</w:t>
       </w:r>
     </w:p>
     <w:p>
@@ -154,7 +154,7 @@
         <w:pStyle w:val="FirstParagraph"/>
       </w:pPr>
       <w:r>
-        <w:t xml:space="preserve">A nivel departamental, se ha notificado un primer caso de dengue en la última semana después de cinco años sin casos de dengue. Esto eleva a uno los departamentos que han notificado por primera vez después de cinco años. Sin embargo, a nivel distrital, dos distritos han notificado el primer caso de dengue en la última semana después de cinco años sin reportar casos. Esto elevó a setenta y cuatro los distritos que han notificado su primer caso después de cinco años de dengue este año (Tabla N°1).</w:t>
+        <w:t xml:space="preserve">A nivel departamental, se ha notificado un primer caso de dengue en la última semana después de cinco años sin casos de dengue. Esto eleva a uno los departamentos que han notificado por primera vez después de cinco años. Sin embargo, a nivel distrital, en la última semana, no se han notificado casos de dengue después de cinco años de no reportar casos. Esto elevó a setenta y cuatro los distritos que han notificado su primer caso después de cinco años de dengue este año (Tabla N°1).</w:t>
       </w:r>
     </w:p>
     <w:bookmarkEnd w:id="27"/>
@@ -179,7 +179,7 @@
         <w:pStyle w:val="FirstParagraph"/>
       </w:pPr>
       <w:r>
-        <w:t xml:space="preserve">Se han identificado señales de aumento de casos en 46 distritos, lo que indica un incremento superior a lo esperado según datos históricos de años sin brotes. Por otro lado, 131 distritos están en alerta, lo que sugiere un crecimiento significativo en el número de casos, aunque no alcanzan aún los niveles de alarma (Gráfico N°2).</w:t>
+        <w:t xml:space="preserve">Se han identificado señales de aumento de casos en varios distritos. De acuerdo con los datos históricos, 45 distritos se encuentran en condición de alarma debido a un incremento superior a lo esperado. Por otro lado, 122 distritos están en alerta, lo que sugiere un crecimiento significativo en el número de casos. Aunque estos no alcanzan aún los niveles de alarma, su evolución es preocupante (Gráfico N°2).</w:t>
       </w:r>
     </w:p>
     <w:bookmarkEnd w:id="29"/>
@@ -189,7 +189,7 @@
       </w:pPr>
     </w:p>
     <w:bookmarkEnd w:id="30"/>
-    <w:bookmarkStart w:id="34" w:name="X21f62ca1914a7afd0c23b30ebf208a920cd0844"/>
+    <w:bookmarkStart w:id="34" w:name="X006cbfa0364bf502262a302ef0635dd2d7d50c4"/>
     <w:p>
       <w:pPr>
         <w:pStyle w:val="Ttulo2"/>
@@ -199,7 +199,7 @@
           <w:bCs/>
           <w:b/>
         </w:rPr>
-        <w:t xml:space="preserve">Grafico N°2: Señales de Aleerta temprana en Dengue. SE: 49-2024, Perú.</w:t>
+        <w:t xml:space="preserve">Grafico N°2: Señales de Aleerta temprana en Dengue. SE: 50-2024, Perú.</w:t>
       </w:r>
     </w:p>
     <w:tbl>
@@ -281,7 +281,7 @@
       </w:pPr>
     </w:p>
     <w:bookmarkEnd w:id="34"/>
-    <w:bookmarkStart w:id="38" w:name="Xb09fa4798f1977cd03892efcdd776505650b8db"/>
+    <w:bookmarkStart w:id="38" w:name="X42f01ebf808f30388c8ba3ae4627901ebadd4da"/>
     <w:p>
       <w:pPr>
         <w:pStyle w:val="Ttulo2"/>
@@ -291,7 +291,7 @@
           <w:bCs/>
           <w:b/>
         </w:rPr>
-        <w:t xml:space="preserve">Tabla N°1: Indicadores de Alerta Temprana de Dengue. SE: 49-2024, Perú.</w:t>
+        <w:t xml:space="preserve">Tabla N°1: Indicadores de Alerta Temprana de Dengue. SE: 50-2024, Perú.</w:t>
       </w:r>
     </w:p>
     <w:p>

--- a/reporte.docx
+++ b/reporte.docx
@@ -50,7 +50,7 @@
         <w:pStyle w:val="FirstParagraph"/>
       </w:pPr>
       <w:r>
-        <w:t xml:space="preserve">En la semana epidemiológica 50 del año 2024, el número acumulado de casos de dengue en Perú asciende a 278332. Los departamentos de Lima, La Libertad y Piura han registrado la mayor cantidad de casos acumulados en lo que va del año (Tabla N°1). La variación porcentual en la última semana muestra un cambio del -100%. Sin embargo, esta tendencia podría fluctuar en las semanas siguientes debido a la actualización de datos. Se ha observado un patrón variable en las semanas anteriores, con variaciones porcentuales de 36.1%, 0.3% y -6.6% (Gráfico N°1). Los departamentos que han experimentado el mayor cambio porcentual en la última semana son Apurimac, Arequipa y Moquegua. Además, los departamentos de Cusco, Madre de Dios y Ayacucho han mostrado el mayor cambio porcentual promedio en las tres semanas previas a la última (Tabla N°1).</w:t>
+        <w:t xml:space="preserve">En la semana epidemiológica 50 del año 2024, el número acumulado de casos de dengue en Perú asciende a 278636. Los departamentos de Lima, La Libertad y Piura han registrado la mayor cantidad de casos acumulados en lo que va del año (Tabla N°1). La variación porcentual en la última semana muestra un cambio del -17,2%. Sin embargo, esta tendencia podría fluctuar en las semanas siguientes debido a la actualización de datos. Se ha observado un patrón variable en las semanas anteriores, con variaciones porcentuales de 32,5%, -4,8% y 15,8% (Gráfico N°1). Los departamentos que han experimentado el mayor cambio porcentual en la última semana son Ica, Ayacucho y Puno. Además, los departamentos de Cusco, Callao e Ica han mostrado el mayor cambio porcentual promedio en las tres semanas previas a la última (Tabla N°1).</w:t>
       </w:r>
     </w:p>
     <w:bookmarkEnd w:id="21"/>
@@ -154,7 +154,7 @@
         <w:pStyle w:val="FirstParagraph"/>
       </w:pPr>
       <w:r>
-        <w:t xml:space="preserve">A nivel departamental, se ha notificado un primer caso de dengue en la última semana después de cinco años sin casos de dengue. Esto eleva a uno los departamentos que han notificado por primera vez después de cinco años. Sin embargo, a nivel distrital, en la última semana, no se han notificado casos de dengue después de cinco años de no reportar casos. Esto elevó a setenta y cuatro los distritos que han notificado su primer caso después de cinco años de dengue este año (Tabla N°1).</w:t>
+        <w:t xml:space="preserve">A nivel departamental, se ha notificado un primer caso de dengue en la última semana después de cinco años sin casos de dengue. Esto eleva a uno los departamentos que han notificado por primera vez después de cinco años. Sin embargo, a nivel distrital, dos distritos han notificado el primer caso de dengue en la última semana después de cinco años sin reportar casos. Esto elevó a setenta y tres los distritos que han notificado su primer caso después de cinco años de dengue este año (Tabla N°1).</w:t>
       </w:r>
     </w:p>
     <w:bookmarkEnd w:id="27"/>
@@ -179,7 +179,7 @@
         <w:pStyle w:val="FirstParagraph"/>
       </w:pPr>
       <w:r>
-        <w:t xml:space="preserve">Se han identificado señales de aumento de casos en varios distritos. De acuerdo con los datos históricos, 45 distritos se encuentran en condición de alarma debido a un incremento superior a lo esperado. Por otro lado, 122 distritos están en alerta, lo que sugiere un crecimiento significativo en el número de casos. Aunque estos no alcanzan aún los niveles de alarma, su evolución es preocupante (Gráfico N°2).</w:t>
+        <w:t xml:space="preserve">Se han identificado señales de aumento de casos en 45 distritos, lo que indica un incremento superior a lo esperado según los datos históricos de años sin brotes. En estos distritos se ha declarado alarma debido a la situación crítica. Por otro lado, 126 distritos están en alerta, lo que sugiere un crecimiento significativo en el número de casos, aunque no alcanzan aún los niveles de alarma (Gráfico N°2).</w:t>
       </w:r>
     </w:p>
     <w:bookmarkEnd w:id="29"/>

--- a/reporte.docx
+++ b/reporte.docx
@@ -179,7 +179,7 @@
         <w:pStyle w:val="FirstParagraph"/>
       </w:pPr>
       <w:r>
-        <w:t xml:space="preserve">Se han identificado señales de aumento de casos en 45 distritos, lo que indica un incremento superior a lo esperado según los datos históricos de años sin brotes. En estos distritos se ha declarado alarma debido a la situación crítica. Por otro lado, 126 distritos están en alerta, lo que sugiere un crecimiento significativo en el número de casos, aunque no alcanzan aún los niveles de alarma (Gráfico N°2).</w:t>
+        <w:t xml:space="preserve">Se han identificado señales de aumento de casos en 42 distritos, lo que indica un incremento superior a lo esperado según datos históricos de años sin brotes. Estos distritos se encuentran en condición de alarma. Por otro lado, 129 distritos están en alerta, lo que sugiere un crecimiento significativo en el número de casos, aunque no alcanzan aún los niveles de alarma (Gráfico N°2).</w:t>
       </w:r>
     </w:p>
     <w:bookmarkEnd w:id="29"/>

--- a/reporte.docx
+++ b/reporte.docx
@@ -154,7 +154,7 @@
         <w:pStyle w:val="FirstParagraph"/>
       </w:pPr>
       <w:r>
-        <w:t xml:space="preserve">A nivel departamental, se ha notificado un primer caso de dengue en la última semana después de cinco años sin casos de dengue. Esto eleva a uno los departamentos que han notificado por primera vez después de cinco años. Sin embargo, a nivel distrital, dos distritos han notificado el primer caso de dengue en la última semana después de cinco años sin reportar casos. Esto elevó a setenta y tres los distritos que han notificado su primer caso después de cinco años de dengue este año (Tabla N°1).</w:t>
+        <w:t xml:space="preserve">A nivel distrital, en la última semana, dos distritos han notificado el primer caso de dengue después de cinco años sin reportar casos. Esto elevó a setenta y tres los distritos que han notificado su primer caso de dengue este año (Tabla N°1).</w:t>
       </w:r>
     </w:p>
     <w:bookmarkEnd w:id="27"/>
@@ -179,7 +179,7 @@
         <w:pStyle w:val="FirstParagraph"/>
       </w:pPr>
       <w:r>
-        <w:t xml:space="preserve">Se han identificado señales de aumento de casos en 42 distritos, lo que indica un incremento superior a lo esperado según datos históricos de años sin brotes. Estos distritos se encuentran en condición de alarma. Por otro lado, 129 distritos están en alerta, lo que sugiere un crecimiento significativo en el número de casos, aunque no alcanzan aún los niveles de alarma (Gráfico N°2).</w:t>
+        <w:t xml:space="preserve">Se han identificado señales de aumento de casos en varios distritos. De acuerdo con los datos históricos, 42 distritos se encuentran en condición de alarma debido a un incremento superior a lo esperado. Por otro lado, 129 distritos están en alerta, lo que sugiere un crecimiento en el número de casos en las últimas semanas, aunque no alcanzan aún los niveles de alarma (Gráfico N°2).</w:t>
       </w:r>
     </w:p>
     <w:bookmarkEnd w:id="29"/>

--- a/reporte.docx
+++ b/reporte.docx
@@ -12,7 +12,7 @@
       </w:r>
     </w:p>
     <w:bookmarkEnd w:id="20"/>
-    <w:bookmarkStart w:id="39" w:name="se-50-2024"/>
+    <w:bookmarkStart w:id="39" w:name="se-2-2025"/>
     <w:p>
       <w:pPr>
         <w:pStyle w:val="Ttulo1"/>
@@ -22,7 +22,7 @@
           <w:bCs/>
           <w:b/>
         </w:rPr>
-        <w:t xml:space="preserve">SE: 50-2024</w:t>
+        <w:t xml:space="preserve">SE: 2-2025</w:t>
       </w:r>
     </w:p>
     <w:p>
@@ -50,7 +50,7 @@
         <w:pStyle w:val="FirstParagraph"/>
       </w:pPr>
       <w:r>
-        <w:t xml:space="preserve">En la semana epidemiológica 50 del año 2024, el número acumulado de casos de dengue en Perú asciende a 278636. Los departamentos de Lima, La Libertad y Piura han registrado la mayor cantidad de casos acumulados en lo que va del año (Tabla N°1). La variación porcentual en la última semana muestra un cambio del -17,2%. Sin embargo, esta tendencia podría fluctuar en las semanas siguientes debido a la actualización de datos. Se ha observado un patrón variable en las semanas anteriores, con variaciones porcentuales de 32,5%, -4,8% y 15,8% (Gráfico N°1). Los departamentos que han experimentado el mayor cambio porcentual en la última semana son Ica, Ayacucho y Puno. Además, los departamentos de Cusco, Callao e Ica han mostrado el mayor cambio porcentual promedio en las tres semanas previas a la última (Tabla N°1).</w:t>
+        <w:t xml:space="preserve">En la semana epidemiológica 2 del año 2025, el número acumulado de casos de dengue en Perú asciende a 3247. Los departamentos de San Martín, Loreto y Piura han registrado la mayor cantidad de casos acumulados en lo que va del año (Tabla N°1). La variación porcentual en la última semana muestra un cambio del 19,2%. Sin embargo, esta tendencia podría fluctuar en las semanas siguientes debido a la actualización de datos. Se ha observado un patrón variable en las semanas anteriores, con variaciones porcentuales de -6,8%, -4,4% y 12,8% (Gráfico N°1). Los departamentos que han experimentado el mayor cambio porcentual en la última semana son Tumbes, Ancash y Ayacucho. Además, los departamentos de Ica, Callao y Pasco han mostrado el mayor cambio porcentual promedio en las tres semanas previas a la última (Tabla N°1).</w:t>
       </w:r>
     </w:p>
     <w:bookmarkEnd w:id="21"/>
@@ -60,7 +60,7 @@
       </w:pPr>
     </w:p>
     <w:bookmarkEnd w:id="22"/>
-    <w:bookmarkStart w:id="26" w:name="X0d76883d1378fd27781eeb89fa63e481250da86"/>
+    <w:bookmarkStart w:id="26" w:name="X5a00a222c313f86fdff22350d7f85b6b4b352ce"/>
     <w:p>
       <w:pPr>
         <w:pStyle w:val="Ttulo2"/>
@@ -70,7 +70,7 @@
           <w:bCs/>
           <w:b/>
         </w:rPr>
-        <w:t xml:space="preserve">Grafico N°1: Número de casos y cambio porcentual en Dengue, por semana epidemiológica. SE: 50-2024</w:t>
+        <w:t xml:space="preserve">Grafico N°1: Número de casos y cambio porcentual en Dengue, por semana epidemiológica. SE: 2-2025</w:t>
       </w:r>
     </w:p>
     <w:p>
@@ -154,7 +154,7 @@
         <w:pStyle w:val="FirstParagraph"/>
       </w:pPr>
       <w:r>
-        <w:t xml:space="preserve">A nivel distrital, en la última semana, dos distritos han notificado el primer caso de dengue después de cinco años sin reportar casos. Esto elevó a setenta y tres los distritos que han notificado su primer caso de dengue este año (Tabla N°1).</w:t>
+        <w:t xml:space="preserve">En la última semana, dos distritos reportaron el primer caso de dengue en cinco años. Esto elevó a cuatro los distritos que notificaron su primer caso después de cinco años de no registrar casos de dengue este año (Tabla N°1).</w:t>
       </w:r>
     </w:p>
     <w:bookmarkEnd w:id="27"/>
@@ -179,7 +179,7 @@
         <w:pStyle w:val="FirstParagraph"/>
       </w:pPr>
       <w:r>
-        <w:t xml:space="preserve">Se han identificado señales de aumento de casos en varios distritos. De acuerdo con los datos históricos, 42 distritos se encuentran en condición de alarma debido a un incremento superior a lo esperado. Por otro lado, 129 distritos están en alerta, lo que sugiere un crecimiento en el número de casos en las últimas semanas, aunque no alcanzan aún los niveles de alarma (Gráfico N°2).</w:t>
+        <w:t xml:space="preserve">Se han identificado señales de aumento de casos en varios distritos. De acuerdo con los datos históricos, 36 distritos se encuentran en condición de alarma debido a un incremento superior a lo esperado. Por otro lado, 91 distritos están en alerta, lo que sugiere un crecimiento en el número de casos en las últimas semanas, aunque no alcanzan aún los niveles de alarma (Gráfico N°2).</w:t>
       </w:r>
     </w:p>
     <w:bookmarkEnd w:id="29"/>
@@ -189,7 +189,7 @@
       </w:pPr>
     </w:p>
     <w:bookmarkEnd w:id="30"/>
-    <w:bookmarkStart w:id="34" w:name="X006cbfa0364bf502262a302ef0635dd2d7d50c4"/>
+    <w:bookmarkStart w:id="34" w:name="Xbd9c2f7cddf5ad6256269eb8371824b16beb6a2"/>
     <w:p>
       <w:pPr>
         <w:pStyle w:val="Ttulo2"/>
@@ -199,7 +199,7 @@
           <w:bCs/>
           <w:b/>
         </w:rPr>
-        <w:t xml:space="preserve">Grafico N°2: Señales de Aleerta temprana en Dengue. SE: 50-2024, Perú.</w:t>
+        <w:t xml:space="preserve">Grafico N°2: Señales de Aleerta temprana en Dengue. SE: 2-2025, Perú.</w:t>
       </w:r>
     </w:p>
     <w:tbl>
@@ -281,7 +281,7 @@
       </w:pPr>
     </w:p>
     <w:bookmarkEnd w:id="34"/>
-    <w:bookmarkStart w:id="38" w:name="X42f01ebf808f30388c8ba3ae4627901ebadd4da"/>
+    <w:bookmarkStart w:id="38" w:name="X3ef9d809373d0a931154f3281f0953724139079"/>
     <w:p>
       <w:pPr>
         <w:pStyle w:val="Ttulo2"/>
@@ -291,7 +291,7 @@
           <w:bCs/>
           <w:b/>
         </w:rPr>
-        <w:t xml:space="preserve">Tabla N°1: Indicadores de Alerta Temprana de Dengue. SE: 50-2024, Perú.</w:t>
+        <w:t xml:space="preserve">Tabla N°1: Indicadores de Alerta Temprana de Dengue. SE: 2-2025, Perú.</w:t>
       </w:r>
     </w:p>
     <w:p>

--- a/reporte.docx
+++ b/reporte.docx
@@ -50,7 +50,7 @@
         <w:pStyle w:val="FirstParagraph"/>
       </w:pPr>
       <w:r>
-        <w:t xml:space="preserve">En la semana epidemiológica 2 del año 2025, el número acumulado de casos de dengue en Perú asciende a 3247. Los departamentos de San Martín, Loreto y Piura han registrado la mayor cantidad de casos acumulados en lo que va del año (Tabla N°1). La variación porcentual en la última semana muestra un cambio del 19,2%. Sin embargo, esta tendencia podría fluctuar en las semanas siguientes debido a la actualización de datos. Se ha observado un patrón variable en las semanas anteriores, con variaciones porcentuales de -6,8%, -4,4% y 12,8% (Gráfico N°1). Los departamentos que han experimentado el mayor cambio porcentual en la última semana son Tumbes, Ancash y Ayacucho. Además, los departamentos de Ica, Callao y Pasco han mostrado el mayor cambio porcentual promedio en las tres semanas previas a la última (Tabla N°1).</w:t>
+        <w:t xml:space="preserve">En la semana epidemiológica 2 del año 2025, el número acumulado de casos de dengue en Perú asciende a 3812. Los departamentos de San Martín, Loreto y Piura han registrado la mayor cantidad de casos acumulados en lo que va del año (Tabla N°1). La variación porcentual en la última semana muestra un cambio del 41%. Sin embargo, esta tendencia podría fluctuar en las semanas siguientes debido a la actualización de datos. Se ha observado un patrón variable en las semanas anteriores, con variaciones porcentuales de -8,6%, -3,6% y 23,8% (Gráfico N°1). Los departamentos que han experimentado el mayor cambio porcentual en la última semana son Tumbes, Arequipa y Ancash. Además, los departamentos de Ica, Cusco y Pasco han mostrado el mayor cambio porcentual promedio en las tres semanas previas a la última (Tabla N°1).</w:t>
       </w:r>
     </w:p>
     <w:bookmarkEnd w:id="21"/>
@@ -154,7 +154,7 @@
         <w:pStyle w:val="FirstParagraph"/>
       </w:pPr>
       <w:r>
-        <w:t xml:space="preserve">En la última semana, dos distritos reportaron el primer caso de dengue en cinco años. Esto elevó a cuatro los distritos que notificaron su primer caso después de cinco años de no registrar casos de dengue este año (Tabla N°1).</w:t>
+        <w:t xml:space="preserve">A nivel distrital, en la última semana, se han notificado seis nuevos distritos con el primer caso de dengue después de cinco años sin reportar casos. Esto eleva a nueve los distritos que han notificado su primer caso de dengue este año (Tabla N°1).</w:t>
       </w:r>
     </w:p>
     <w:bookmarkEnd w:id="27"/>
@@ -179,7 +179,7 @@
         <w:pStyle w:val="FirstParagraph"/>
       </w:pPr>
       <w:r>
-        <w:t xml:space="preserve">Se han identificado señales de aumento de casos en varios distritos. De acuerdo con los datos históricos, 36 distritos se encuentran en condición de alarma debido a un incremento superior a lo esperado. Por otro lado, 91 distritos están en alerta, lo que sugiere un crecimiento en el número de casos en las últimas semanas, aunque no alcanzan aún los niveles de alarma (Gráfico N°2).</w:t>
+        <w:t xml:space="preserve">Se han identificado 33 distritos en condición de Alarma debido a un aumento superior a lo esperado según datos históricos de años sin brotes. Por otro lado, se encuentran en Alerta 117 distritos, lo que sugiere un crecimiento en el número de casos en las últimas semanas, aunque no alcanzan aún los niveles de Alarma (Gráfico N°2).</w:t>
       </w:r>
     </w:p>
     <w:bookmarkEnd w:id="29"/>

--- a/reporte.docx
+++ b/reporte.docx
@@ -12,7 +12,7 @@
       </w:r>
     </w:p>
     <w:bookmarkEnd w:id="20"/>
-    <w:bookmarkStart w:id="39" w:name="se-2-2025"/>
+    <w:bookmarkStart w:id="39" w:name="se-3-2025"/>
     <w:p>
       <w:pPr>
         <w:pStyle w:val="Ttulo1"/>
@@ -22,7 +22,7 @@
           <w:bCs/>
           <w:b/>
         </w:rPr>
-        <w:t xml:space="preserve">SE: 2-2025</w:t>
+        <w:t xml:space="preserve">SE: 3-2025</w:t>
       </w:r>
     </w:p>
     <w:p>
@@ -50,7 +50,7 @@
         <w:pStyle w:val="FirstParagraph"/>
       </w:pPr>
       <w:r>
-        <w:t xml:space="preserve">En la semana epidemiológica 2 del año 2025, el número acumulado de casos de dengue en Perú asciende a 3812. Los departamentos de San Martín, Loreto y Piura han registrado la mayor cantidad de casos acumulados en lo que va del año (Tabla N°1). La variación porcentual en la última semana muestra un cambio del 41%. Sin embargo, esta tendencia podría fluctuar en las semanas siguientes debido a la actualización de datos. Se ha observado un patrón variable en las semanas anteriores, con variaciones porcentuales de -8,6%, -3,6% y 23,8% (Gráfico N°1). Los departamentos que han experimentado el mayor cambio porcentual en la última semana son Tumbes, Arequipa y Ancash. Además, los departamentos de Ica, Cusco y Pasco han mostrado el mayor cambio porcentual promedio en las tres semanas previas a la última (Tabla N°1).</w:t>
+        <w:t xml:space="preserve">En la semana epidemiológica 3 del año 2025, el número acumulado de casos de dengue en Perú asciende a 5735. Los departamentos de San Martín, Loreto y Piura han registrado la mayor cantidad de casos acumulados en lo que va del año (Tabla N°1). La variación porcentual en la última semana muestra un cambio del -13,8%. Sin embargo, esta tendencia podría fluctuar en las semanas siguientes debido a la actualización de datos. Se ha observado un patrón variable en las semanas anteriores, con variaciones porcentuales de -3,6%, 23,8% y 41% (Gráfico N°1). Los departamentos que han experimentado el mayor cambio porcentual en la última semana son Callao, Ayacucho y Puno. Además, los departamentos de Tumbes, Ica y Ayacucho han mostrado el mayor cambio porcentual promedio en las tres semanas previas a la última (Tabla N°1).</w:t>
       </w:r>
     </w:p>
     <w:bookmarkEnd w:id="21"/>
@@ -60,7 +60,7 @@
       </w:pPr>
     </w:p>
     <w:bookmarkEnd w:id="22"/>
-    <w:bookmarkStart w:id="26" w:name="X5a00a222c313f86fdff22350d7f85b6b4b352ce"/>
+    <w:bookmarkStart w:id="26" w:name="X7ab9f7c567f42ad29871933583ce2e865da5a9b"/>
     <w:p>
       <w:pPr>
         <w:pStyle w:val="Ttulo2"/>
@@ -70,7 +70,7 @@
           <w:bCs/>
           <w:b/>
         </w:rPr>
-        <w:t xml:space="preserve">Grafico N°1: Número de casos y cambio porcentual en Dengue, por semana epidemiológica. SE: 2-2025</w:t>
+        <w:t xml:space="preserve">Grafico N°1: Número de casos y cambio porcentual en Dengue, por semana epidemiológica. SE: 3-2025</w:t>
       </w:r>
     </w:p>
     <w:p>
@@ -154,7 +154,7 @@
         <w:pStyle w:val="FirstParagraph"/>
       </w:pPr>
       <w:r>
-        <w:t xml:space="preserve">A nivel distrital, en la última semana, se han notificado seis nuevos distritos con el primer caso de dengue después de cinco años sin reportar casos. Esto eleva a nueve los distritos que han notificado su primer caso de dengue este año (Tabla N°1).</w:t>
+        <w:t xml:space="preserve">En la última semana, dos distritos reportaron el primer caso de dengue en cinco años. Esto elevó a nueve los distritos que notificaron su primer caso después de cinco años de dengue este año (Tabla N°1).</w:t>
       </w:r>
     </w:p>
     <w:bookmarkEnd w:id="27"/>
@@ -179,8 +179,14 @@
         <w:pStyle w:val="FirstParagraph"/>
       </w:pPr>
       <w:r>
-        <w:t xml:space="preserve">Se han identificado 33 distritos en condición de Alarma debido a un aumento superior a lo esperado según datos históricos de años sin brotes. Por otro lado, se encuentran en Alerta 117 distritos, lo que sugiere un crecimiento en el número de casos en las últimas semanas, aunque no alcanzan aún los niveles de Alarma (Gráfico N°2).</w:t>
+        <w:t xml:space="preserve">“</w:t>
       </w:r>
+      <w:r>
+        <w:t xml:space="preserve">En relación a las señales de aumento de casos, 38 distritos se encuentran en condición de Alarma, lo que indica un incremento superior al esperado según los datos históricos de años sin brotes. Por otro lado, 149 distritos están en Alerta, lo que sugiere un crecimiento en el número de casos en las últimas semanas, aunque no alcanzan aún los niveles de Alarma (Gráfico N°2). Sin embargo, estos últimos indican un aumento porcentual significativo en comparación con años anteriores.</w:t>
+      </w:r>
+      <w:r>
+        <w:t xml:space="preserve">”</w:t>
+      </w:r>
     </w:p>
     <w:bookmarkEnd w:id="29"/>
     <w:p>
@@ -189,7 +195,7 @@
       </w:pPr>
     </w:p>
     <w:bookmarkEnd w:id="30"/>
-    <w:bookmarkStart w:id="34" w:name="Xbd9c2f7cddf5ad6256269eb8371824b16beb6a2"/>
+    <w:bookmarkStart w:id="34" w:name="X025d5405bf435ec12bd285468937e63bdf9bdd4"/>
     <w:p>
       <w:pPr>
         <w:pStyle w:val="Ttulo2"/>
@@ -199,7 +205,7 @@
           <w:bCs/>
           <w:b/>
         </w:rPr>
-        <w:t xml:space="preserve">Grafico N°2: Señales de Aleerta temprana en Dengue. SE: 2-2025, Perú.</w:t>
+        <w:t xml:space="preserve">Grafico N°2: Señales de Aleerta temprana en Dengue. SE: 3-2025, Perú.</w:t>
       </w:r>
     </w:p>
     <w:tbl>
@@ -281,7 +287,7 @@
       </w:pPr>
     </w:p>
     <w:bookmarkEnd w:id="34"/>
-    <w:bookmarkStart w:id="38" w:name="X3ef9d809373d0a931154f3281f0953724139079"/>
+    <w:bookmarkStart w:id="38" w:name="Xfbec856b7356942932fb18186a8f59918530d30"/>
     <w:p>
       <w:pPr>
         <w:pStyle w:val="Ttulo2"/>
@@ -291,7 +297,7 @@
           <w:bCs/>
           <w:b/>
         </w:rPr>
-        <w:t xml:space="preserve">Tabla N°1: Indicadores de Alerta Temprana de Dengue. SE: 2-2025, Perú.</w:t>
+        <w:t xml:space="preserve">Tabla N°1: Indicadores de Alerta Temprana de Dengue. SE: 3-2025, Perú.</w:t>
       </w:r>
     </w:p>
     <w:p>

--- a/reporte.docx
+++ b/reporte.docx
@@ -12,7 +12,7 @@
       </w:r>
     </w:p>
     <w:bookmarkEnd w:id="20"/>
-    <w:bookmarkStart w:id="39" w:name="se-3-2025"/>
+    <w:bookmarkStart w:id="39" w:name="se-5-2025"/>
     <w:p>
       <w:pPr>
         <w:pStyle w:val="Ttulo1"/>
@@ -22,7 +22,7 @@
           <w:bCs/>
           <w:b/>
         </w:rPr>
-        <w:t xml:space="preserve">SE: 3-2025</w:t>
+        <w:t xml:space="preserve">SE: 5-2025</w:t>
       </w:r>
     </w:p>
     <w:p>
@@ -50,7 +50,7 @@
         <w:pStyle w:val="FirstParagraph"/>
       </w:pPr>
       <w:r>
-        <w:t xml:space="preserve">En la semana epidemiológica 3 del año 2025, el número acumulado de casos de dengue en Perú asciende a 5735. Los departamentos de San Martín, Loreto y Piura han registrado la mayor cantidad de casos acumulados en lo que va del año (Tabla N°1). La variación porcentual en la última semana muestra un cambio del -13,8%. Sin embargo, esta tendencia podría fluctuar en las semanas siguientes debido a la actualización de datos. Se ha observado un patrón variable en las semanas anteriores, con variaciones porcentuales de -3,6%, 23,8% y 41% (Gráfico N°1). Los departamentos que han experimentado el mayor cambio porcentual en la última semana son Callao, Ayacucho y Puno. Además, los departamentos de Tumbes, Ica y Ayacucho han mostrado el mayor cambio porcentual promedio en las tres semanas previas a la última (Tabla N°1).</w:t>
+        <w:t xml:space="preserve">En la semana epidemiológica 5 del año 2025, el número acumulado de casos de dengue en Perú asciende a 9.891. Los departamentos de San Martín, Loreto y Piura han registrado la mayor cantidad de casos acumulados en lo que va del año (Tabla N°1). La variación porcentual en la última semana muestra un cambio del -10,5%. Sin embargo, esta tendencia podría fluctuar en las semanas siguientes debido a la actualización de datos. Se ha observado un patrón ascendente en las semanas anteriores, con variaciones porcentuales de 55,6%, 9,4% y 1,3% (Gráfico N°1). Los departamentos que han experimentado el mayor cambio porcentual en la última semana son Ayacucho, Puno y Lima. Además, los departamentos de Tumbes, Callao e Ica han mostrado el mayor cambio porcentual promedio en las tres semanas previas a la última (Tabla N°1).</w:t>
       </w:r>
     </w:p>
     <w:bookmarkEnd w:id="21"/>
@@ -60,7 +60,7 @@
       </w:pPr>
     </w:p>
     <w:bookmarkEnd w:id="22"/>
-    <w:bookmarkStart w:id="26" w:name="X7ab9f7c567f42ad29871933583ce2e865da5a9b"/>
+    <w:bookmarkStart w:id="26" w:name="Xe1642ecdb08eabf25482c679741fdee75efec00"/>
     <w:p>
       <w:pPr>
         <w:pStyle w:val="Ttulo2"/>
@@ -70,7 +70,7 @@
           <w:bCs/>
           <w:b/>
         </w:rPr>
-        <w:t xml:space="preserve">Grafico N°1: Número de casos y cambio porcentual en Dengue, por semana epidemiológica. SE: 3-2025</w:t>
+        <w:t xml:space="preserve">Grafico N°1: Número de casos y cambio porcentual en Dengue, por semana epidemiológica. SE: 5-2025</w:t>
       </w:r>
     </w:p>
     <w:p>
@@ -154,7 +154,7 @@
         <w:pStyle w:val="FirstParagraph"/>
       </w:pPr>
       <w:r>
-        <w:t xml:space="preserve">En la última semana, dos distritos reportaron el primer caso de dengue en cinco años. Esto elevó a nueve los distritos que notificaron su primer caso después de cinco años de dengue este año (Tabla N°1).</w:t>
+        <w:t xml:space="preserve">En la última semana, se han reportado casos de dengue en 6 distritos que no habían notificado casos en los últimos 5 años. De estos, 1 distrito ha informado su primer caso después de este período (Tabla N°1).</w:t>
       </w:r>
     </w:p>
     <w:bookmarkEnd w:id="27"/>
@@ -182,7 +182,7 @@
         <w:t xml:space="preserve">“</w:t>
       </w:r>
       <w:r>
-        <w:t xml:space="preserve">En relación a las señales de aumento de casos, 38 distritos se encuentran en condición de Alarma, lo que indica un incremento superior al esperado según los datos históricos de años sin brotes. Por otro lado, 149 distritos están en Alerta, lo que sugiere un crecimiento en el número de casos en las últimas semanas, aunque no alcanzan aún los niveles de Alarma (Gráfico N°2). Sin embargo, estos últimos indican un aumento porcentual significativo en comparación con años anteriores.</w:t>
+        <w:t xml:space="preserve">Respecto a las señales de aumento de casos, 48 distritos se encuentran en condición de Alarma, lo que indica un incremento superior al esperado según los datos históricos de años sin brotes. Sin embargo, 164 distritos están en Alerta, lo que sugiere un crecimiento en el número de casos en las últimas semanas, aunque no alcanzan aún los niveles de Alarma (Gráfico N°2).</w:t>
       </w:r>
       <w:r>
         <w:t xml:space="preserve">”</w:t>
@@ -195,7 +195,7 @@
       </w:pPr>
     </w:p>
     <w:bookmarkEnd w:id="30"/>
-    <w:bookmarkStart w:id="34" w:name="X025d5405bf435ec12bd285468937e63bdf9bdd4"/>
+    <w:bookmarkStart w:id="34" w:name="X5d52df087c6ac1f0f42f836f8b23a1ab2da5e75"/>
     <w:p>
       <w:pPr>
         <w:pStyle w:val="Ttulo2"/>
@@ -205,7 +205,7 @@
           <w:bCs/>
           <w:b/>
         </w:rPr>
-        <w:t xml:space="preserve">Grafico N°2: Señales de Aleerta temprana en Dengue. SE: 3-2025, Perú.</w:t>
+        <w:t xml:space="preserve">Grafico N°2: Señales de Aleerta temprana en Dengue. SE: 5-2025, Perú.</w:t>
       </w:r>
     </w:p>
     <w:tbl>
@@ -287,7 +287,7 @@
       </w:pPr>
     </w:p>
     <w:bookmarkEnd w:id="34"/>
-    <w:bookmarkStart w:id="38" w:name="Xfbec856b7356942932fb18186a8f59918530d30"/>
+    <w:bookmarkStart w:id="38" w:name="X77031922d0643b4aeff84c0ff56e484accd25dc"/>
     <w:p>
       <w:pPr>
         <w:pStyle w:val="Ttulo2"/>
@@ -297,7 +297,7 @@
           <w:bCs/>
           <w:b/>
         </w:rPr>
-        <w:t xml:space="preserve">Tabla N°1: Indicadores de Alerta Temprana de Dengue. SE: 3-2025, Perú.</w:t>
+        <w:t xml:space="preserve">Tabla N°1: Indicadores de Alerta Temprana de Dengue. SE: 5-2025, Perú.</w:t>
       </w:r>
     </w:p>
     <w:p>

--- a/reporte.docx
+++ b/reporte.docx
@@ -12,7 +12,7 @@
       </w:r>
     </w:p>
     <w:bookmarkEnd w:id="20"/>
-    <w:bookmarkStart w:id="39" w:name="se-5-2025"/>
+    <w:bookmarkStart w:id="39" w:name="se-9-2025"/>
     <w:p>
       <w:pPr>
         <w:pStyle w:val="Ttulo1"/>
@@ -22,7 +22,7 @@
           <w:bCs/>
           <w:b/>
         </w:rPr>
-        <w:t xml:space="preserve">SE: 5-2025</w:t>
+        <w:t xml:space="preserve">SE: 9-2025</w:t>
       </w:r>
     </w:p>
     <w:p>
@@ -50,7 +50,7 @@
         <w:pStyle w:val="FirstParagraph"/>
       </w:pPr>
       <w:r>
-        <w:t xml:space="preserve">En la semana epidemiológica 5 del año 2025, el número acumulado de casos de dengue en Perú asciende a 9.891. Los departamentos de San Martín, Loreto y Piura han registrado la mayor cantidad de casos acumulados en lo que va del año (Tabla N°1). La variación porcentual en la última semana muestra un cambio del -10,5%. Sin embargo, esta tendencia podría fluctuar en las semanas siguientes debido a la actualización de datos. Se ha observado un patrón ascendente en las semanas anteriores, con variaciones porcentuales de 55,6%, 9,4% y 1,3% (Gráfico N°1). Los departamentos que han experimentado el mayor cambio porcentual en la última semana son Ayacucho, Puno y Lima. Además, los departamentos de Tumbes, Callao e Ica han mostrado el mayor cambio porcentual promedio en las tres semanas previas a la última (Tabla N°1).</w:t>
+        <w:t xml:space="preserve">En la semana epidemiológica 9 del año 2025, el número acumulado de casos de dengue en Perú asciende a 17.331. Los departamentos de San Martín, Loreto y Piura han registrado la mayor cantidad de casos acumulados en lo que va del año (Tabla N°1). La variación porcentual en la última semana muestra un cambio del -18,9%. Sin embargo, esta tendencia podría fluctuar en las semanas siguientes debido a la actualización de datos. Se ha observado un patrón variable en las semanas anteriores, con variaciones porcentuales de 9,1%, -4% y 16,4% (Gráfico N°1). Los departamentos que han experimentado el mayor cambio porcentual en la última semana son Ayacucho, Ancash e Ica. Además, los departamentos de Ica, Puno y Callao han mostrado el mayor cambio porcentual promedio en las tres semanas previas a la última (Tabla N°1).</w:t>
       </w:r>
     </w:p>
     <w:bookmarkEnd w:id="21"/>
@@ -60,7 +60,7 @@
       </w:pPr>
     </w:p>
     <w:bookmarkEnd w:id="22"/>
-    <w:bookmarkStart w:id="26" w:name="Xe1642ecdb08eabf25482c679741fdee75efec00"/>
+    <w:bookmarkStart w:id="26" w:name="X778b7ce27a19954b6baf0f5a32dfb2a4f1c71a1"/>
     <w:p>
       <w:pPr>
         <w:pStyle w:val="Ttulo2"/>
@@ -70,7 +70,7 @@
           <w:bCs/>
           <w:b/>
         </w:rPr>
-        <w:t xml:space="preserve">Grafico N°1: Número de casos y cambio porcentual en Dengue, por semana epidemiológica. SE: 5-2025</w:t>
+        <w:t xml:space="preserve">Grafico N°1: Número de casos y cambio porcentual en Dengue, por semana epidemiológica. SE: 9-2025</w:t>
       </w:r>
     </w:p>
     <w:p>
@@ -154,7 +154,7 @@
         <w:pStyle w:val="FirstParagraph"/>
       </w:pPr>
       <w:r>
-        <w:t xml:space="preserve">En la última semana, se han reportado casos de dengue en 6 distritos que no habían notificado casos en los últimos 5 años. De estos, 1 distrito ha informado su primer caso después de este período (Tabla N°1).</w:t>
+        <w:t xml:space="preserve">En la última semana, 5 distritos reportaron el primer caso de dengue en los últimos 5 años. Esto elevó a 14 el número de distritos que han notificado su primer caso de dengue este año (Tabla N°1).</w:t>
       </w:r>
     </w:p>
     <w:bookmarkEnd w:id="27"/>
@@ -179,14 +179,8 @@
         <w:pStyle w:val="FirstParagraph"/>
       </w:pPr>
       <w:r>
-        <w:t xml:space="preserve">“</w:t>
+        <w:t xml:space="preserve">Se han identificado 48 distritos en condición de Alarma debido a un aumento superior a lo esperado según datos históricos. Por otro lado, se encuentran en Alerta 192 distritos que muestran un crecimiento en el número de casos en las últimas semanas, aunque no alcanzan aún los niveles de Alarma (Gráfico N°2).</w:t>
       </w:r>
-      <w:r>
-        <w:t xml:space="preserve">Respecto a las señales de aumento de casos, 48 distritos se encuentran en condición de Alarma, lo que indica un incremento superior al esperado según los datos históricos de años sin brotes. Sin embargo, 164 distritos están en Alerta, lo que sugiere un crecimiento en el número de casos en las últimas semanas, aunque no alcanzan aún los niveles de Alarma (Gráfico N°2).</w:t>
-      </w:r>
-      <w:r>
-        <w:t xml:space="preserve">”</w:t>
-      </w:r>
     </w:p>
     <w:bookmarkEnd w:id="29"/>
     <w:p>
@@ -195,7 +189,7 @@
       </w:pPr>
     </w:p>
     <w:bookmarkEnd w:id="30"/>
-    <w:bookmarkStart w:id="34" w:name="X5d52df087c6ac1f0f42f836f8b23a1ab2da5e75"/>
+    <w:bookmarkStart w:id="34" w:name="Xc8510ff881759f49de32a731df3824a89f1fb33"/>
     <w:p>
       <w:pPr>
         <w:pStyle w:val="Ttulo2"/>
@@ -205,7 +199,7 @@
           <w:bCs/>
           <w:b/>
         </w:rPr>
-        <w:t xml:space="preserve">Grafico N°2: Señales de Aleerta temprana en Dengue. SE: 5-2025, Perú.</w:t>
+        <w:t xml:space="preserve">Grafico N°2: Señales de Aleerta temprana en Dengue. SE: 9-2025, Perú.</w:t>
       </w:r>
     </w:p>
     <w:tbl>
@@ -287,7 +281,7 @@
       </w:pPr>
     </w:p>
     <w:bookmarkEnd w:id="34"/>
-    <w:bookmarkStart w:id="38" w:name="X77031922d0643b4aeff84c0ff56e484accd25dc"/>
+    <w:bookmarkStart w:id="38" w:name="Xe825574dc63703dd39c4caadd889657db4ae864"/>
     <w:p>
       <w:pPr>
         <w:pStyle w:val="Ttulo2"/>
@@ -297,7 +291,7 @@
           <w:bCs/>
           <w:b/>
         </w:rPr>
-        <w:t xml:space="preserve">Tabla N°1: Indicadores de Alerta Temprana de Dengue. SE: 5-2025, Perú.</w:t>
+        <w:t xml:space="preserve">Tabla N°1: Indicadores de Alerta Temprana de Dengue. SE: 9-2025, Perú.</w:t>
       </w:r>
     </w:p>
     <w:p>

--- a/reporte.docx
+++ b/reporte.docx
@@ -154,7 +154,7 @@
         <w:pStyle w:val="FirstParagraph"/>
       </w:pPr>
       <w:r>
-        <w:t xml:space="preserve">En la última semana, 5 distritos reportaron el primer caso de dengue en los últimos 5 años. Esto elevó a 14 el número de distritos que han notificado su primer caso de dengue este año (Tabla N°1).</w:t>
+        <w:t xml:space="preserve">En la última semana, 5 distritos han reportado el primer caso de dengue después de 5 años sin notificaciones previas. Esto eleva a 14 los distritos que han notificado su primer caso de dengue en este año (Tabla N°1).</w:t>
       </w:r>
     </w:p>
     <w:bookmarkEnd w:id="27"/>
